--- a/Reporteria/exportaciones/informe_ciberseguridad_v1.0.docx
+++ b/Reporteria/exportaciones/informe_ciberseguridad_v1.0.docx
@@ -15,11 +15,11 @@
       <w:r>
         <w:t>Periodo analizado: 03/07/2017 – 07/07/2017</w:t>
         <w:br/>
-        <w:t>Fecha de generación: 14/10/2026 20:13</w:t>
+        <w:t>Fecha de generación: 14/10/2026 20:31</w:t>
         <w:br/>
         <w:t>Versión: 1.0</w:t>
         <w:br/>
-        <w:t>Equipo: Equipo 5 — Cybersecurity Data Analytics</w:t>
+        <w:t>Equipo: Equipo 2 — Cybersecurity Data Analytics</w:t>
         <w:br/>
         <w:t>Fuente: dataset_enriquecido_final.parquet (CICIDS2017, agregado y anonimizado)</w:t>
       </w:r>
@@ -1218,7 +1218,7 @@
           </w:tcPr>
           <w:p>
             <w:r>
-              <w:t>Equipo 5</w:t>
+              <w:t>Equipo 2</w:t>
             </w:r>
           </w:p>
         </w:tc>
